--- a/example_articles/occupations/Health and Personal Care/2.occupations_Health and Personal Care_New_York_Times.docx
+++ b/example_articles/occupations/Health and Personal Care/2.occupations_Health and Personal Care_New_York_Times.docx
@@ -27,17 +27,17 @@
     </w:p>
     <w:p>
       <w:r>
-        <w:t>Source File: NYT/44.DOCX</w:t>
+        <w:t>Source file: NYT/44.DOCX</w:t>
       </w:r>
     </w:p>
     <w:p>
       <w:r>
-        <w:t>Raw locations result: ['Philippines', 'United States']</w:t>
+        <w:t>Raw occupations result, 'occupations': ['Health and Personal Care (nurses)']</w:t>
       </w:r>
     </w:p>
     <w:p>
       <w:r>
-        <w:t>occupations_stand_flat (Standardized): Health and Personal Care</w:t>
+        <w:t>Standardized occupations result, 'occupations_stand_flat': Health and Personal Care</w:t>
       </w:r>
     </w:p>
     <w:p>
